--- a/Documentação Técnica/Documentacao_Tecnica_Bimbo_Renan.docx
+++ b/Documentação Técnica/Documentacao_Tecnica_Bimbo_Renan.docx
@@ -80,7 +80,19 @@
         <w:jc w:val="both"/>
       </w:pPr>
       <w:r>
-        <w:t>Dashboard analítico para a Controladoria DNA da Bimbo Brasil, projetado para fornecer visão consolidada de receita, margem, market share e drivers de crescimento por canal, região e produto, suportando decisões estratégicas e táticas a partir de base histórica de vendas (2023–2024).</w:t>
+        <w:t>Dashboard para a Controladoria DNA da Bimbo Brasil, projetado para fornecer visão</w:t>
+      </w:r>
+      <w:r>
+        <w:t xml:space="preserve"> </w:t>
+      </w:r>
+      <w:r>
+        <w:t xml:space="preserve">de receita, margem, market share e </w:t>
+      </w:r>
+      <w:r>
+        <w:t>fatores de crescimento</w:t>
+      </w:r>
+      <w:r>
+        <w:t xml:space="preserve"> por canal, região e produto, suportando decisões a partir de base histórica de vendas (2023–2024).</w:t>
       </w:r>
     </w:p>
     <w:p>
@@ -190,7 +202,49 @@
         <w:t xml:space="preserve">Aba 1 — Visão Executiva: </w:t>
       </w:r>
       <w:r>
-        <w:t>KPIs, evolução temporal, decomposição YoY de receita e dispersão Margem × Variação de Margem.</w:t>
+        <w:t>KPIs, evolução temporal, decomposição YoY de receita e</w:t>
+      </w:r>
+      <w:r>
+        <w:t xml:space="preserve"> volume e</w:t>
+      </w:r>
+      <w:r>
+        <w:t xml:space="preserve"> </w:t>
+      </w:r>
+      <w:r>
+        <w:t xml:space="preserve">gráfico </w:t>
+      </w:r>
+      <w:r>
+        <w:t>BCG</w:t>
+      </w:r>
+      <w:r>
+        <w:t xml:space="preserve"> (</w:t>
+      </w:r>
+      <w:r>
+        <w:t>dispersão</w:t>
+      </w:r>
+      <w:r>
+        <w:t>) de</w:t>
+      </w:r>
+      <w:r>
+        <w:t xml:space="preserve"> </w:t>
+      </w:r>
+      <w:r>
+        <w:t>m</w:t>
+      </w:r>
+      <w:r>
+        <w:t>ar</w:t>
+      </w:r>
+      <w:r>
+        <w:t>ket share</w:t>
+      </w:r>
+      <w:r>
+        <w:t xml:space="preserve"> × </w:t>
+      </w:r>
+      <w:r>
+        <w:t>market share YoY</w:t>
+      </w:r>
+      <w:r>
+        <w:t>.</w:t>
       </w:r>
     </w:p>
     <w:p>
@@ -210,7 +264,25 @@
         <w:t xml:space="preserve">Aba 2 — Análise Canal/Região: </w:t>
       </w:r>
       <w:r>
-        <w:t>BCG (MS × Crescimento YoY), heatmap Canal × Região, ranking de oportunidades e heatmap Margem Linha × Canal.</w:t>
+        <w:t>BCG (M</w:t>
+      </w:r>
+      <w:r>
+        <w:t>arket share</w:t>
+      </w:r>
+      <w:r>
+        <w:t xml:space="preserve"> × </w:t>
+      </w:r>
+      <w:r>
+        <w:t xml:space="preserve">receita </w:t>
+      </w:r>
+      <w:r>
+        <w:t xml:space="preserve">YoY), heatmap Canal × Região, ranking de </w:t>
+      </w:r>
+      <w:r>
+        <w:t>SKUs</w:t>
+      </w:r>
+      <w:r>
+        <w:t xml:space="preserve"> e heatmap Margem Linha × Canal.</w:t>
       </w:r>
     </w:p>
     <w:p>
@@ -263,7 +335,10 @@
         <w:t xml:space="preserve">Modelo: </w:t>
       </w:r>
       <w:r>
-        <w:t>star schema com a tabela fato fVendas conectada às dimensões dCanais, dRegioes, dProdutos, dClientes e dCalendario via relacionamentos 1:N. Tabela auxiliar dMercado armazena os valores de mercado estimado por tipo de canal (base do cálculo de Market Share) e se relaciona com dCanais.</w:t>
+        <w:t>S</w:t>
+      </w:r>
+      <w:r>
+        <w:t>tar schema com a tabela fato fVendas conectada às dimensões dCanais, dRegioes, dProdutos, dClientes e dCalendario via relacionamentos 1:N. Tabela auxiliar dMercado armazena os valores de mercado estimado por tipo de canal (base do cálculo de Market Share) e se relaciona com dCanais.</w:t>
       </w:r>
     </w:p>
     <w:p>
@@ -309,7 +384,37 @@
         <w:t xml:space="preserve">Layout e hierarquia visual: </w:t>
       </w:r>
       <w:r>
-        <w:t>padrão Z-pattern, com KPIs críticos no topo, análise de evolução no centro e decomposição analítica na parte inferior. Até 7 elementos visuais por aba. Tipografia única (Segoe UI) com hierarquia: Title 20pt, KPI Value 16pt bold, Body 11pt, Label 10pt. Espaçamento em grid de 8px.</w:t>
+        <w:t xml:space="preserve">padrão Z-pattern, com KPIs críticos no topo, análise de evolução no centro e decomposição analítica na parte inferior. Até 7 elementos visuais por aba. Tipografia </w:t>
+      </w:r>
+      <w:r>
+        <w:t>dupla</w:t>
+      </w:r>
+      <w:r>
+        <w:t xml:space="preserve"> (Segoe UI</w:t>
+      </w:r>
+      <w:r>
+        <w:t xml:space="preserve"> e D</w:t>
+      </w:r>
+      <w:r>
+        <w:t>IN</w:t>
+      </w:r>
+      <w:r>
+        <w:t xml:space="preserve">) com hierarquia: Title </w:t>
+      </w:r>
+      <w:r>
+        <w:t>18</w:t>
+      </w:r>
+      <w:r>
+        <w:t>pt, KPI Value 16pt bold, Body 1</w:t>
+      </w:r>
+      <w:r>
+        <w:t>2</w:t>
+      </w:r>
+      <w:r>
+        <w:t>pt, Label 10pt. Espaçamento em grid de 8px</w:t>
+      </w:r>
+      <w:r>
+        <w:t xml:space="preserve"> no power point.</w:t>
       </w:r>
     </w:p>
     <w:p>
@@ -325,7 +430,37 @@
         <w:t xml:space="preserve">Paleta e acessibilidade: </w:t>
       </w:r>
       <w:r>
-        <w:t xml:space="preserve">5 cores — azul navy (#0C2340) institucional, verde (#1D9E75) e vermelho (#E24B4A) restritos a indicadores de performance, cinza estrutural e branco. Elementos críticos combinam cor com ícones e formas, evitando diferenciação apenas por cor. Validação WCAG AA (contraste 4.5:1) executada via </w:t>
+        <w:t>5 cores — azul</w:t>
+      </w:r>
+      <w:r>
+        <w:t xml:space="preserve"> </w:t>
+      </w:r>
+      <w:r>
+        <w:t>(</w:t>
+      </w:r>
+      <w:r>
+        <w:t>#032030</w:t>
+      </w:r>
+      <w:r>
+        <w:t>), verde (#1D9E75) e vermelho (#E24B4A)</w:t>
+      </w:r>
+      <w:r>
+        <w:t xml:space="preserve">, </w:t>
+      </w:r>
+      <w:r>
+        <w:t>cinza</w:t>
+      </w:r>
+      <w:r>
+        <w:t xml:space="preserve"> (</w:t>
+      </w:r>
+      <w:r>
+        <w:t>#F5F7F9</w:t>
+      </w:r>
+      <w:r>
+        <w:t>)</w:t>
+      </w:r>
+      <w:r>
+        <w:t xml:space="preserve"> e branco. Elementos combinam cor com ícones e formas, evitando diferenciação apenas por cor. Validação WCAG AA (contraste 4.5:1) executada via </w:t>
       </w:r>
       <w:r>
         <w:rPr>
@@ -351,7 +486,13 @@
         <w:t xml:space="preserve">BCG com ponto de corte dinâmico: </w:t>
       </w:r>
       <w:r>
-        <w:t>as linhas de referência que dividem os quadrantes (Estrela, Vaca, Interrogação, Abacaxi) são calculadas como média de Market Share e Crescimento YoY via AVERAGEX sobre canais visíveis, ajustando-se automaticamente ao dataset e aos filtros aplicados.</w:t>
+        <w:t xml:space="preserve">as linhas de referência que dividem os quadrantes (Estrela, Vaca, Interrogação, Abacaxi) são calculadas como média de Market Share e </w:t>
+      </w:r>
+      <w:r>
+        <w:t>Receita</w:t>
+      </w:r>
+      <w:r>
+        <w:t xml:space="preserve"> YoY, ajustando-se automaticamente ao dataset e aos filtros aplicados.</w:t>
       </w:r>
     </w:p>
     <w:p>
@@ -367,7 +508,22 @@
         <w:t xml:space="preserve">Decomposição YoY (waterfall): </w:t>
       </w:r>
       <w:r>
-        <w:t>lógica de waterfall aplicada sobre gráfico de colunas empilhadas, permitindo controle granular dos efeitos decompostos (volume, preço, desconto).</w:t>
+        <w:t xml:space="preserve">lógica de waterfall aplicada sobre gráfico de colunas empilhadas, permitindo controle dos </w:t>
+      </w:r>
+      <w:r>
+        <w:t>efeitos de</w:t>
+      </w:r>
+      <w:r>
+        <w:t xml:space="preserve"> volume, preço</w:t>
+      </w:r>
+      <w:r>
+        <w:t xml:space="preserve"> e</w:t>
+      </w:r>
+      <w:r>
+        <w:t xml:space="preserve"> desconto</w:t>
+      </w:r>
+      <w:r>
+        <w:t xml:space="preserve"> sobre a receita.</w:t>
       </w:r>
     </w:p>
     <w:p>
@@ -383,7 +539,13 @@
         <w:t xml:space="preserve">Tooltips dinâmicos contextuais: </w:t>
       </w:r>
       <w:r>
-        <w:t>medidas DAX dedicadas renderizam texto contextual ao hover — BCG classifica o quadrante e recomenda ação; heatmap Canal × Região decompõe crescimento em volume, preço e custo identificando o driver principal; matrizes de produto e margem comparam a célula selecionada com a média da categoria/canal.</w:t>
+        <w:t xml:space="preserve">medidas DAX dedicadas renderizam texto contextual ao hover —BCG classifica o quadrante e recomenda ação; heatmap Canal × Região decompõe crescimento em volume, preço e custo identificando o </w:t>
+      </w:r>
+      <w:r>
+        <w:t>ponto</w:t>
+      </w:r>
+      <w:r>
+        <w:t xml:space="preserve"> principal; matrizes de produto e margem comparam a célula selecionada com a média da categoria/canal.</w:t>
       </w:r>
     </w:p>
     <w:p>
@@ -441,12 +603,6 @@
         <w:gridCol w:w="6626"/>
       </w:tblGrid>
       <w:tr>
-        <w:tblPrEx>
-          <w:tblCellMar>
-            <w:top w:w="0" w:type="dxa"/>
-            <w:bottom w:w="0" w:type="dxa"/>
-          </w:tblCellMar>
-        </w:tblPrEx>
         <w:trPr>
           <w:tblHeader/>
         </w:trPr>
@@ -518,12 +674,6 @@
         </w:tc>
       </w:tr>
       <w:tr>
-        <w:tblPrEx>
-          <w:tblCellMar>
-            <w:top w:w="0" w:type="dxa"/>
-            <w:bottom w:w="0" w:type="dxa"/>
-          </w:tblCellMar>
-        </w:tblPrEx>
         <w:tc>
           <w:tcPr>
             <w:tcW w:w="2400" w:type="dxa"/>
@@ -576,18 +726,12 @@
                 <w:sz w:val="18"/>
                 <w:szCs w:val="18"/>
               </w:rPr>
-              <w:t>Receita bruta menos desconto concedido. SUMX sobre fVendas[receita_liq].</w:t>
+              <w:t>Receita bruta menos desconto concedido.</w:t>
             </w:r>
           </w:p>
         </w:tc>
       </w:tr>
       <w:tr>
-        <w:tblPrEx>
-          <w:tblCellMar>
-            <w:top w:w="0" w:type="dxa"/>
-            <w:bottom w:w="0" w:type="dxa"/>
-          </w:tblCellMar>
-        </w:tblPrEx>
         <w:tc>
           <w:tcPr>
             <w:tcW w:w="2400" w:type="dxa"/>
@@ -646,12 +790,6 @@
         </w:tc>
       </w:tr>
       <w:tr>
-        <w:tblPrEx>
-          <w:tblCellMar>
-            <w:top w:w="0" w:type="dxa"/>
-            <w:bottom w:w="0" w:type="dxa"/>
-          </w:tblCellMar>
-        </w:tblPrEx>
         <w:tc>
           <w:tcPr>
             <w:tcW w:w="2400" w:type="dxa"/>
@@ -710,12 +848,6 @@
         </w:tc>
       </w:tr>
       <w:tr>
-        <w:tblPrEx>
-          <w:tblCellMar>
-            <w:top w:w="0" w:type="dxa"/>
-            <w:bottom w:w="0" w:type="dxa"/>
-          </w:tblCellMar>
-        </w:tblPrEx>
         <w:tc>
           <w:tcPr>
             <w:tcW w:w="2400" w:type="dxa"/>
@@ -774,12 +906,6 @@
         </w:tc>
       </w:tr>
       <w:tr>
-        <w:tblPrEx>
-          <w:tblCellMar>
-            <w:top w:w="0" w:type="dxa"/>
-            <w:bottom w:w="0" w:type="dxa"/>
-          </w:tblCellMar>
-        </w:tblPrEx>
         <w:tc>
           <w:tcPr>
             <w:tcW w:w="2400" w:type="dxa"/>
@@ -838,12 +964,6 @@
         </w:tc>
       </w:tr>
       <w:tr>
-        <w:tblPrEx>
-          <w:tblCellMar>
-            <w:top w:w="0" w:type="dxa"/>
-            <w:bottom w:w="0" w:type="dxa"/>
-          </w:tblCellMar>
-        </w:tblPrEx>
         <w:tc>
           <w:tcPr>
             <w:tcW w:w="2400" w:type="dxa"/>
@@ -902,12 +1022,6 @@
         </w:tc>
       </w:tr>
       <w:tr>
-        <w:tblPrEx>
-          <w:tblCellMar>
-            <w:top w:w="0" w:type="dxa"/>
-            <w:bottom w:w="0" w:type="dxa"/>
-          </w:tblCellMar>
-        </w:tblPrEx>
         <w:tc>
           <w:tcPr>
             <w:tcW w:w="2400" w:type="dxa"/>
@@ -985,7 +1099,13 @@
         <w:pStyle w:val="Ttulo3"/>
       </w:pPr>
       <w:r>
-        <w:t>Achado 1 — Crescimento com leve erosão de margem</w:t>
+        <w:t xml:space="preserve">Achado 1 — Crescimento com leve </w:t>
+      </w:r>
+      <w:r>
+        <w:t>queda</w:t>
+      </w:r>
+      <w:r>
+        <w:t xml:space="preserve"> de margem</w:t>
       </w:r>
     </w:p>
     <w:p>
@@ -994,7 +1114,25 @@
         <w:jc w:val="both"/>
       </w:pPr>
       <w:r>
-        <w:t>Receita cresceu 1,4% YoY (R$ 191 Mi → R$ 193 Mi), sustentada por avanço de volume (+2,6%, de 41 Mi para 42 Mi de unidades). A margem bruta recuou 0,4pp (47,9% → 47,5%), sinalizando que o repasse de custo não acompanhou totalmente o crescimento de volume. A erosão é leve e não estrutural, mas merece monitoramento próximo.</w:t>
+        <w:t xml:space="preserve">Receita cresceu 1,4% YoY (R$ 191 Mi → R$ 193 Mi), sustentada por </w:t>
+      </w:r>
+      <w:r>
+        <w:t>aumento</w:t>
+      </w:r>
+      <w:r>
+        <w:t xml:space="preserve"> de volume (+2,6%, de 41 Mi para 42 Mi de unidades). A margem bruta </w:t>
+      </w:r>
+      <w:r>
+        <w:t>reduziu</w:t>
+      </w:r>
+      <w:r>
+        <w:t xml:space="preserve"> 0,4pp (47,9% → 47,5%), sinalizando que o repasse de custo não acompanhou totalmente o crescimento de volume. A </w:t>
+      </w:r>
+      <w:r>
+        <w:t>redução</w:t>
+      </w:r>
+      <w:r>
+        <w:t xml:space="preserve"> é leve e não estrutural, mas merece monitoramento.</w:t>
       </w:r>
     </w:p>
     <w:p>
@@ -1002,7 +1140,57 @@
         <w:pStyle w:val="Ttulo3"/>
       </w:pPr>
       <w:r>
-        <w:t>Achado 2 — Polarização estratégica dos canais</w:t>
+        <w:t>Achado 2 — Polarização dos canais</w:t>
+      </w:r>
+    </w:p>
+    <w:p>
+      <w:pPr>
+        <w:pStyle w:val="Ttulo3"/>
+        <w:rPr>
+          <w:b w:val="0"/>
+          <w:bCs w:val="0"/>
+          <w:color w:val="auto"/>
+          <w:sz w:val="20"/>
+          <w:szCs w:val="20"/>
+        </w:rPr>
+      </w:pPr>
+      <w:r>
+        <w:rPr>
+          <w:b w:val="0"/>
+          <w:bCs w:val="0"/>
+          <w:color w:val="auto"/>
+          <w:sz w:val="20"/>
+          <w:szCs w:val="20"/>
+        </w:rPr>
+        <w:t xml:space="preserve">A matriz BCG mostra um cenário dividido. O canal de Varejo Pequeno Porte se destaca como Estrela, combinando alto crescimento e ganho de </w:t>
+      </w:r>
+      <w:r>
+        <w:rPr>
+          <w:b w:val="0"/>
+          <w:bCs w:val="0"/>
+          <w:color w:val="auto"/>
+          <w:sz w:val="20"/>
+          <w:szCs w:val="20"/>
+        </w:rPr>
+        <w:t>mercado</w:t>
+      </w:r>
+      <w:r>
+        <w:rPr>
+          <w:b w:val="0"/>
+          <w:bCs w:val="0"/>
+          <w:color w:val="auto"/>
+          <w:sz w:val="20"/>
+          <w:szCs w:val="20"/>
+        </w:rPr>
+        <w:t>. O Food Service atua como Vaca Leiteira, com alto share e crescimento mais baixo. O Atacado e o E-commerce estão em Abacaxi, com baixo crescimento e baixa participação. Já o Varejo Grande Porte aparece como Interrogação, indicando potencial de crescimento, mas ainda com share inferior aos líderes.</w:t>
+      </w:r>
+    </w:p>
+    <w:p>
+      <w:pPr>
+        <w:pStyle w:val="Ttulo3"/>
+      </w:pPr>
+      <w:r>
+        <w:t>Achado 3 — Linha Light em risco</w:t>
       </w:r>
     </w:p>
     <w:p>
@@ -1011,24 +1199,19 @@
         <w:jc w:val="both"/>
       </w:pPr>
       <w:r>
-        <w:t>A matriz BCG evidencia dinâmica polarizada. O agrupamento Varejo (Grande e Pequeno Porte) assumiu posição de Estrela, concentrando receita e crescimento acima da média. O Atacado migrou para o quadrante Abacaxi, com perda de share e margem crítica (33–37%). E-commerce e Food Service seguem estáveis, o primeiro em fase de consolidação e o segundo atuando como Vaca Leiteira.</w:t>
-      </w:r>
-    </w:p>
-    <w:p>
-      <w:pPr>
-        <w:pStyle w:val="Ttulo3"/>
-      </w:pPr>
-      <w:r>
-        <w:t>Achado 3 — Linha Light em risco sistêmico</w:t>
-      </w:r>
-    </w:p>
-    <w:p>
-      <w:pPr>
-        <w:spacing w:after="80"/>
-        <w:jc w:val="both"/>
-      </w:pPr>
-      <w:r>
-        <w:t>A linha Light apresenta comportamento crítico: Torradas Light recuou 8,3% YoY (pior performance por linha). A combinação Light × Atacado registra margem de 33,3% — a mais baixa entre todas as intersecções linha × canal. O problema é sistêmico, presente tanto no crescimento quanto na rentabilidade.</w:t>
+        <w:t xml:space="preserve">A linha Light apresenta comportamento crítico: Torradas Light recuou 8,3% YoY (pior performance por linha). A combinação Light × Atacado registra margem de 33,3% — a mais baixa entre todas as intersecções linha × canal. O problema </w:t>
+      </w:r>
+      <w:r>
+        <w:t>não é isolado</w:t>
+      </w:r>
+      <w:r>
+        <w:t>,</w:t>
+      </w:r>
+      <w:r>
+        <w:t xml:space="preserve"> ele está</w:t>
+      </w:r>
+      <w:r>
+        <w:t xml:space="preserve"> presente tanto no crescimento quanto na rentabilidade.</w:t>
       </w:r>
     </w:p>
     <w:p>
@@ -1056,7 +1239,19 @@
         <w:t xml:space="preserve">Revisar política comercial (custo × preço): </w:t>
       </w:r>
       <w:r>
-        <w:t>mesmo com crescimento de receita, a margem recuou em todos os canais. Revisar cadeia de custo e política de preço, com foco em Atacado, onde a margem mais crítica compromete a sustentabilidade do canal.</w:t>
+        <w:t xml:space="preserve">mesmo com crescimento de receita, a margem recuou em todos os canais. Revisar cadeia de custo e preço, com foco em Atacado, onde a margem </w:t>
+      </w:r>
+      <w:r>
+        <w:t>é a pior e</w:t>
+      </w:r>
+      <w:r>
+        <w:t xml:space="preserve"> compromete a</w:t>
+      </w:r>
+      <w:r>
+        <w:t xml:space="preserve"> performance</w:t>
+      </w:r>
+      <w:r>
+        <w:t xml:space="preserve"> do canal.</w:t>
       </w:r>
     </w:p>
     <w:p>
@@ -1076,7 +1271,19 @@
         <w:t xml:space="preserve">Dobrar aposta no Varejo e reavaliar Atacado: </w:t>
       </w:r>
       <w:r>
-        <w:t>concentrar investimento comercial (SDRs, estoque, campanhas regionais) no Varejo Grande Porte, que comprovou tração e MS crescente. Para o Atacado, definir plano estruturado de reestruturação ou reduzir exposição.</w:t>
+        <w:t xml:space="preserve">concentrar investimento comercial (SDRs, estoque, campanhas regionais) no Varejo Grande Porte, que comprovou </w:t>
+      </w:r>
+      <w:r>
+        <w:t>potencial</w:t>
+      </w:r>
+      <w:r>
+        <w:t xml:space="preserve"> e </w:t>
+      </w:r>
+      <w:r>
+        <w:t>Market Share</w:t>
+      </w:r>
+      <w:r>
+        <w:t xml:space="preserve"> crescente. Para o Atacado, definir plano de reestruturação ou reduzir exposição.</w:t>
       </w:r>
     </w:p>
     <w:p>
@@ -1225,6 +1432,29 @@
       </w:r>
       <w:r>
         <w:t>: Faker (geração de dados sintéticos), pandas e numpy (tratamento e modelagem).</w:t>
+      </w:r>
+    </w:p>
+    <w:p>
+      <w:pPr>
+        <w:pStyle w:val="PargrafodaLista"/>
+        <w:numPr>
+          <w:ilvl w:val="0"/>
+          <w:numId w:val="2"/>
+        </w:numPr>
+        <w:spacing w:after="40"/>
+      </w:pPr>
+      <w:r>
+        <w:rPr>
+          <w:b/>
+          <w:bCs/>
+        </w:rPr>
+        <w:t>Flaticon</w:t>
+      </w:r>
+      <w:r>
+        <w:t>:</w:t>
+      </w:r>
+      <w:r>
+        <w:t xml:space="preserve"> Ferramenta para ícones ilustrativos.</w:t>
       </w:r>
     </w:p>
     <w:sectPr>
@@ -2404,7 +2634,6 @@
   <w:style w:type="character" w:default="1" w:styleId="Fontepargpadro">
     <w:name w:val="Default Paragraph Font"/>
     <w:uiPriority w:val="1"/>
-    <w:semiHidden/>
     <w:unhideWhenUsed/>
   </w:style>
   <w:style w:type="table" w:default="1" w:styleId="Tabelanormal">

--- a/Documentação Técnica/Documentacao_Tecnica_Bimbo_Renan.docx
+++ b/Documentação Técnica/Documentacao_Tecnica_Bimbo_Renan.docx
@@ -211,13 +211,7 @@
         <w:t xml:space="preserve"> </w:t>
       </w:r>
       <w:r>
-        <w:t xml:space="preserve">gráfico </w:t>
-      </w:r>
-      <w:r>
-        <w:t>BCG</w:t>
-      </w:r>
-      <w:r>
-        <w:t xml:space="preserve"> (</w:t>
+        <w:t>gráfico BCG (</w:t>
       </w:r>
       <w:r>
         <w:t>dispersão</w:t>
@@ -338,7 +332,10 @@
         <w:t>S</w:t>
       </w:r>
       <w:r>
-        <w:t>tar schema com a tabela fato fVendas conectada às dimensões dCanais, dRegioes, dProdutos, dClientes e dCalendario via relacionamentos 1:N. Tabela auxiliar dMercado armazena os valores de mercado estimado por tipo de canal (base do cálculo de Market Share) e se relaciona com dCanais.</w:t>
+        <w:t>tar schema com a tabela fato fVendas conectada às dimensões dCanais, dRegioes, dProdutos, dClientes e dCalendario via relacionamentos 1:N. Tabela auxiliar dMercado armazena os valores de mercado estimado por tipo de canal (base do cálculo de Market Share) e se relaciona com dCanais</w:t>
+      </w:r>
+      <w:r>
+        <w:t xml:space="preserve"> e dCalendario.</w:t>
       </w:r>
     </w:p>
     <w:p>
@@ -354,7 +351,19 @@
         <w:t xml:space="preserve">Premissa — Market Share: </w:t>
       </w:r>
       <w:r>
-        <w:t>o valor de mercado total por tipo de canal foi estimado com base em referências públicas do setor de panificação (ABIP/Nielsen) e é fixo no horizonte analisado. Market Share = Receita Líquida ÷ Share Estimado do canal.</w:t>
+        <w:t xml:space="preserve">o valor de mercado total por tipo de canal foi estimado com base em referências públicas do setor de panificação (ABIP/Nielsen) e é </w:t>
+      </w:r>
+      <w:r>
+        <w:t>variável entre os anos</w:t>
+      </w:r>
+      <w:r>
+        <w:t xml:space="preserve"> </w:t>
+      </w:r>
+      <w:r>
+        <w:t>d</w:t>
+      </w:r>
+      <w:r>
+        <w:t>o horizonte analisado. Market Share = Receita Líquida ÷ Share Estimado do canal.</w:t>
       </w:r>
     </w:p>
     <w:p>
@@ -384,7 +393,13 @@
         <w:t xml:space="preserve">Layout e hierarquia visual: </w:t>
       </w:r>
       <w:r>
-        <w:t xml:space="preserve">padrão Z-pattern, com KPIs críticos no topo, análise de evolução no centro e decomposição analítica na parte inferior. Até 7 elementos visuais por aba. Tipografia </w:t>
+        <w:t xml:space="preserve">padrão </w:t>
+      </w:r>
+      <w:r>
+        <w:t>F</w:t>
+      </w:r>
+      <w:r>
+        <w:t xml:space="preserve">-pattern, com KPIs críticos no topo, análise de evolução no centro e decomposição analítica na parte inferior. Até 7 elementos visuais por aba. Tipografia </w:t>
       </w:r>
       <w:r>
         <w:t>dupla</w:t>
@@ -523,7 +538,13 @@
         <w:t xml:space="preserve"> desconto</w:t>
       </w:r>
       <w:r>
-        <w:t xml:space="preserve"> sobre a receita.</w:t>
+        <w:t xml:space="preserve"> sobre a receita</w:t>
+      </w:r>
+      <w:r>
+        <w:t xml:space="preserve"> e margem</w:t>
+      </w:r>
+      <w:r>
+        <w:t>.</w:t>
       </w:r>
     </w:p>
     <w:p>
@@ -1199,19 +1220,7 @@
         <w:jc w:val="both"/>
       </w:pPr>
       <w:r>
-        <w:t xml:space="preserve">A linha Light apresenta comportamento crítico: Torradas Light recuou 8,3% YoY (pior performance por linha). A combinação Light × Atacado registra margem de 33,3% — a mais baixa entre todas as intersecções linha × canal. O problema </w:t>
-      </w:r>
-      <w:r>
-        <w:t>não é isolado</w:t>
-      </w:r>
-      <w:r>
-        <w:t>,</w:t>
-      </w:r>
-      <w:r>
-        <w:t xml:space="preserve"> ele está</w:t>
-      </w:r>
-      <w:r>
-        <w:t xml:space="preserve"> presente tanto no crescimento quanto na rentabilidade.</w:t>
+        <w:t>A linha Light apresenta comportamento crítico: Torradas Light recuou 8,3% YoY (pior performance por linha). A combinação Light × Atacado registra margem de 33,3% — a mais baixa entre todas as intersecções linha × canal. O problema não é isolado, ele está presente tanto no crescimento quanto na rentabilidade.</w:t>
       </w:r>
     </w:p>
     <w:p>
@@ -2634,6 +2643,7 @@
   <w:style w:type="character" w:default="1" w:styleId="Fontepargpadro">
     <w:name w:val="Default Paragraph Font"/>
     <w:uiPriority w:val="1"/>
+    <w:semiHidden/>
     <w:unhideWhenUsed/>
   </w:style>
   <w:style w:type="table" w:default="1" w:styleId="Tabelanormal">
